--- a/Appendix A_punctuation system.docx
+++ b/Appendix A_punctuation system.docx
@@ -339,6 +339,16 @@
         </w:rPr>
         <w:t>Decision-Making</w:t>
       </w:r>
+      <w:r>
+        <w:rPr>
+          <w:b/>
+          <w:bCs/>
+          <w:sz w:val="24"/>
+          <w:szCs w:val="24"/>
+          <w:lang w:val="en-GB"/>
+        </w:rPr>
+        <w:t>*</w:t>
+      </w:r>
     </w:p>
     <w:p>
       <w:pPr>
@@ -692,20 +702,8 @@
           <w:szCs w:val="24"/>
           <w:lang w:val="en-GB"/>
         </w:rPr>
-        <w:t xml:space="preserve">Approach </w:t>
-      </w:r>
-      <w:proofErr w:type="gramStart"/>
-      <w:r>
-        <w:rPr>
-          <w:b/>
-          <w:bCs/>
-          <w:sz w:val="24"/>
-          <w:szCs w:val="24"/>
-          <w:lang w:val="en-GB"/>
-        </w:rPr>
-        <w:t>run</w:t>
-      </w:r>
-      <w:proofErr w:type="gramEnd"/>
+        <w:t>Approach run</w:t>
+      </w:r>
     </w:p>
     <w:p>
       <w:pPr>
@@ -1079,6 +1077,16 @@
           <w:lang w:val="en-GB"/>
         </w:rPr>
         <w:t>epertoire</w:t>
+      </w:r>
+      <w:r>
+        <w:rPr>
+          <w:b/>
+          <w:bCs/>
+          <w:sz w:val="24"/>
+          <w:szCs w:val="24"/>
+          <w:lang w:val="en-GB"/>
+        </w:rPr>
+        <w:t>*</w:t>
       </w:r>
     </w:p>
     <w:p>
@@ -2678,7 +2686,27 @@
           <w:szCs w:val="24"/>
           <w:lang w:val="en-GB"/>
         </w:rPr>
-        <w:t>No penalisation:</w:t>
+        <w:t>No penalisation</w:t>
+      </w:r>
+      <w:r>
+        <w:rPr>
+          <w:b/>
+          <w:bCs/>
+          <w:sz w:val="24"/>
+          <w:szCs w:val="24"/>
+          <w:lang w:val="en-GB"/>
+        </w:rPr>
+        <w:t xml:space="preserve"> (no)</w:t>
+      </w:r>
+      <w:r>
+        <w:rPr>
+          <w:b/>
+          <w:bCs/>
+          <w:sz w:val="24"/>
+          <w:szCs w:val="24"/>
+          <w:lang w:val="en-GB"/>
+        </w:rPr>
+        <w:t>:</w:t>
       </w:r>
     </w:p>
     <w:p>
@@ -2755,6 +2783,16 @@
           <w:lang w:val="en-GB"/>
         </w:rPr>
         <w:t>penalisations</w:t>
+      </w:r>
+      <w:r>
+        <w:rPr>
+          <w:b/>
+          <w:bCs/>
+          <w:sz w:val="24"/>
+          <w:szCs w:val="24"/>
+          <w:lang w:val="en-GB"/>
+        </w:rPr>
+        <w:t xml:space="preserve"> (reg)</w:t>
       </w:r>
       <w:r>
         <w:rPr>
@@ -2975,7 +3013,27 @@
           <w:szCs w:val="24"/>
           <w:lang w:val="en-GB"/>
         </w:rPr>
-        <w:t>. Sanction penal</w:t>
+        <w:t xml:space="preserve">. </w:t>
+      </w:r>
+      <w:r>
+        <w:rPr>
+          <w:b/>
+          <w:bCs/>
+          <w:sz w:val="24"/>
+          <w:szCs w:val="24"/>
+          <w:lang w:val="en-GB"/>
+        </w:rPr>
+        <w:t>Disciplinary</w:t>
+      </w:r>
+      <w:r>
+        <w:rPr>
+          <w:b/>
+          <w:bCs/>
+          <w:sz w:val="24"/>
+          <w:szCs w:val="24"/>
+          <w:lang w:val="en-GB"/>
+        </w:rPr>
+        <w:t xml:space="preserve"> penal</w:t>
       </w:r>
       <w:r>
         <w:rPr>
@@ -2986,6 +3044,36 @@
           <w:lang w:val="en-GB"/>
         </w:rPr>
         <w:t>isations</w:t>
+      </w:r>
+      <w:r>
+        <w:rPr>
+          <w:b/>
+          <w:bCs/>
+          <w:sz w:val="24"/>
+          <w:szCs w:val="24"/>
+          <w:lang w:val="en-GB"/>
+        </w:rPr>
+        <w:t xml:space="preserve"> (</w:t>
+      </w:r>
+      <w:r>
+        <w:rPr>
+          <w:b/>
+          <w:bCs/>
+          <w:sz w:val="24"/>
+          <w:szCs w:val="24"/>
+          <w:lang w:val="en-GB"/>
+        </w:rPr>
+        <w:t>dis</w:t>
+      </w:r>
+      <w:r>
+        <w:rPr>
+          <w:b/>
+          <w:bCs/>
+          <w:sz w:val="24"/>
+          <w:szCs w:val="24"/>
+          <w:lang w:val="en-GB"/>
+        </w:rPr>
+        <w:t>)</w:t>
       </w:r>
       <w:r>
         <w:rPr>
@@ -3145,7 +3233,49 @@
           <w:szCs w:val="24"/>
           <w:lang w:val="en-GB"/>
         </w:rPr>
-        <w:t>Attempt invalidation:</w:t>
+        <w:t>Attempt invalidation</w:t>
+      </w:r>
+      <w:r>
+        <w:rPr>
+          <w:b/>
+          <w:bCs/>
+          <w:sz w:val="24"/>
+          <w:szCs w:val="24"/>
+          <w:lang w:val="en-GB"/>
+        </w:rPr>
+        <w:t xml:space="preserve"> (</w:t>
+      </w:r>
+      <w:proofErr w:type="spellStart"/>
+      <w:r>
+        <w:rPr>
+          <w:b/>
+          <w:bCs/>
+          <w:sz w:val="24"/>
+          <w:szCs w:val="24"/>
+          <w:lang w:val="en-GB"/>
+        </w:rPr>
+        <w:t>inv</w:t>
+      </w:r>
+      <w:proofErr w:type="spellEnd"/>
+      <w:r>
+        <w:rPr>
+          <w:b/>
+          <w:bCs/>
+          <w:sz w:val="24"/>
+          <w:szCs w:val="24"/>
+          <w:lang w:val="en-GB"/>
+        </w:rPr>
+        <w:t>)</w:t>
+      </w:r>
+      <w:r>
+        <w:rPr>
+          <w:b/>
+          <w:bCs/>
+          <w:sz w:val="24"/>
+          <w:szCs w:val="24"/>
+          <w:lang w:val="en-GB"/>
+        </w:rPr>
+        <w:t>:</w:t>
       </w:r>
     </w:p>
     <w:p>
@@ -3307,8 +3437,6 @@
         <w:spacing w:line="360" w:lineRule="auto"/>
         <w:jc w:val="both"/>
         <w:rPr>
-          <w:b/>
-          <w:bCs/>
           <w:sz w:val="24"/>
           <w:szCs w:val="24"/>
           <w:lang w:val="en-GB"/>
@@ -3368,6 +3496,140 @@
         </w:rPr>
         <w:t xml:space="preserve"> are awarded for that attempt.</w:t>
       </w:r>
+    </w:p>
+    <w:p>
+      <w:pPr>
+        <w:spacing w:line="360" w:lineRule="auto"/>
+        <w:jc w:val="both"/>
+        <w:rPr>
+          <w:sz w:val="24"/>
+          <w:szCs w:val="24"/>
+          <w:lang w:val="en-GB"/>
+        </w:rPr>
+      </w:pPr>
+      <w:r>
+        <w:rPr>
+          <w:sz w:val="24"/>
+          <w:szCs w:val="24"/>
+          <w:lang w:val="en-GB"/>
+        </w:rPr>
+        <w:pict w14:anchorId="3CC9D22C">
+          <v:rect id="_x0000_i1031" style="width:0;height:1.5pt" o:hralign="center" o:hrstd="t" o:hr="t" fillcolor="#a0a0a0" stroked="f"/>
+        </w:pict>
+      </w:r>
+    </w:p>
+    <w:p>
+      <w:pPr>
+        <w:spacing w:line="360" w:lineRule="auto"/>
+        <w:jc w:val="both"/>
+        <w:rPr>
+          <w:sz w:val="24"/>
+          <w:szCs w:val="24"/>
+          <w:lang w:val="en-GB"/>
+        </w:rPr>
+      </w:pPr>
+    </w:p>
+    <w:p>
+      <w:pPr>
+        <w:spacing w:line="480" w:lineRule="auto"/>
+        <w:jc w:val="both"/>
+        <w:rPr>
+          <w:sz w:val="24"/>
+          <w:szCs w:val="24"/>
+          <w:lang w:val="en-GB"/>
+        </w:rPr>
+      </w:pPr>
+      <w:r>
+        <w:rPr>
+          <w:b/>
+          <w:bCs/>
+          <w:sz w:val="24"/>
+          <w:szCs w:val="24"/>
+          <w:lang w:val="en-GB"/>
+        </w:rPr>
+        <w:t>*</w:t>
+      </w:r>
+      <w:r>
+        <w:rPr>
+          <w:sz w:val="24"/>
+          <w:szCs w:val="24"/>
+          <w:lang w:val="en-GB"/>
+        </w:rPr>
+        <w:t>A</w:t>
+      </w:r>
+      <w:r>
+        <w:rPr>
+          <w:sz w:val="24"/>
+          <w:szCs w:val="24"/>
+          <w:lang w:val="en-GB"/>
+        </w:rPr>
+        <w:t xml:space="preserve"> tolerance range of 0.5 m is applied in the </w:t>
+      </w:r>
+      <w:r>
+        <w:rPr>
+          <w:b/>
+          <w:bCs/>
+          <w:sz w:val="24"/>
+          <w:szCs w:val="24"/>
+          <w:lang w:val="en-GB"/>
+        </w:rPr>
+        <w:t>decision-making</w:t>
+      </w:r>
+      <w:r>
+        <w:rPr>
+          <w:sz w:val="24"/>
+          <w:szCs w:val="24"/>
+          <w:lang w:val="en-GB"/>
+        </w:rPr>
+        <w:t xml:space="preserve"> and </w:t>
+      </w:r>
+      <w:r>
+        <w:rPr>
+          <w:b/>
+          <w:bCs/>
+          <w:sz w:val="24"/>
+          <w:szCs w:val="24"/>
+          <w:lang w:val="en-GB"/>
+        </w:rPr>
+        <w:t>technical repertoire</w:t>
+      </w:r>
+      <w:r>
+        <w:rPr>
+          <w:sz w:val="24"/>
+          <w:szCs w:val="24"/>
+          <w:lang w:val="en-GB"/>
+        </w:rPr>
+        <w:t xml:space="preserve"> dimensions for throws directed outside the goal area. For example, if a player correctly identifies and targets the free short-post area but the ball hits the post or misses the target by a small margin (≤0.5 m), the attempt is considered valid for evaluating both decision-making and technical repertoire. </w:t>
+      </w:r>
+      <w:r>
+        <w:rPr>
+          <w:sz w:val="24"/>
+          <w:szCs w:val="24"/>
+          <w:lang w:val="en-GB"/>
+        </w:rPr>
+        <w:t>Shots</w:t>
+      </w:r>
+      <w:r>
+        <w:rPr>
+          <w:sz w:val="24"/>
+          <w:szCs w:val="24"/>
+          <w:lang w:val="en-GB"/>
+        </w:rPr>
+        <w:t xml:space="preserve"> that go further than this 0.5 m do not score in either decision-making or technical-repertoire.</w:t>
+      </w:r>
+    </w:p>
+    <w:p>
+      <w:pPr>
+        <w:spacing w:line="360" w:lineRule="auto"/>
+        <w:jc w:val="both"/>
+        <w:rPr>
+          <w:b/>
+          <w:bCs/>
+          <w:sz w:val="24"/>
+          <w:szCs w:val="24"/>
+          <w:lang w:val="en-GB"/>
+        </w:rPr>
+      </w:pPr>
     </w:p>
     <w:sectPr>
       <w:pgSz w:w="11906" w:h="16838"/>
@@ -4320,7 +4582,7 @@
   <w:style w:type="paragraph" w:default="1" w:styleId="Normal">
     <w:name w:val="Normal"/>
     <w:qFormat/>
-    <w:rsid w:val="002501D9"/>
+    <w:rsid w:val="0074287F"/>
   </w:style>
   <w:style w:type="paragraph" w:styleId="Ttulo1">
     <w:name w:val="heading 1"/>
